--- a/zht/docx/200.content.docx
+++ b/zht/docx/200.content.docx
@@ -11586,7 +11586,7 @@
         <w:rPr>
           <w:lang w:val="zh_TW" w:bidi="zh_TW"/>
         </w:rPr>
-        <w:t>以掃的後裔，也是何利人以察的兒子（</w:t>
+        <w:t>西珥的後裔，也是何利人以察的兒子（</w:t>
       </w:r>
       <w:r>
         <w:rPr>

--- a/zht/docx/200.content.docx
+++ b/zht/docx/200.content.docx
@@ -9143,19 +9143,7 @@
         <w:rPr>
           <w:lang w:val="zh_TW" w:bidi="zh_TW"/>
         </w:rPr>
-        <w:t>；</w:t>
-      </w:r>
-      <w:r>
-        <w:rPr>
-          <w:lang w:val="zh_TW" w:bidi="zh_TW"/>
-        </w:rPr>
-        <w:t>「亞伯拉罕的懷抱」</w:t>
-      </w:r>
-      <w:r>
-        <w:rPr>
-          <w:lang w:val="zh_TW" w:bidi="zh_TW"/>
-        </w:rPr>
-        <w:t>；</w:t>
+        <w:t>；「亞伯拉罕的懷抱」；</w:t>
       </w:r>
       <w:r>
         <w:rPr>
